--- a/Foundations-booklet.docx
+++ b/Foundations-booklet.docx
@@ -279,7 +279,7 @@
           <w:bCs/>
           <w:color w:val="1A1F1D"/>
         </w:rPr>
-        <w:t xml:space="preserve">subject team</w:t>
+        <w:t xml:space="preserve">class team</w:t>
       </w:r>
       <w:r>
         <w:rPr>
@@ -574,14 +574,14 @@
                 <w:bCs/>
                 <w:color w:val="1A1F1D"/>
               </w:rPr>
-              <w:t xml:space="preserve">As a subject team. </w:t>
+              <w:t xml:space="preserve">As a class team. </w:t>
             </w:r>
             <w:r>
               <w:rPr>
                 <w:rFonts w:ascii="Century Gothic" w:cs="Century Gothic" w:eastAsia="Century Gothic" w:hAnsi="Century Gothic"/>
                 <w:color w:val="1A1F1D"/>
               </w:rPr>
-              <w:t xml:space="preserve">Adapt each method to your subject and agree what ‘water‑tight’ looks like for you.</w:t>
+              <w:t xml:space="preserve">Adapt each method to your class and agree what ‘water‑tight’ looks like for you.</w:t>
             </w:r>
           </w:p>
         </w:tc>
@@ -5084,7 +5084,7 @@
           <w:rFonts w:ascii="Century Gothic" w:cs="Century Gothic" w:eastAsia="Century Gothic" w:hAnsi="Century Gothic"/>
           <w:color w:val="1A1F1D"/>
         </w:rPr>
-        <w:t xml:space="preserve">The pillars teach what to do. The Foundations are how you carry it. Strong routines delivered without authority do not hold; the same routines delivered with it transform a room.</w:t>
+        <w:t xml:space="preserve">The pillars teach what to do; the Foundations are how a teacher carries it. The same routine works far better when it is delivered with calm authority.</w:t>
       </w:r>
     </w:p>
     <w:sectPr>
